--- a/pr-preview/pr-230/chapters/defining-terms.docx
+++ b/pr-preview/pr-230/chapters/defining-terms.docx
@@ -15,7 +15,7 @@
         <w:pStyle w:val="Date"/>
       </w:pPr>
       <w:r>
-        <w:t xml:space="preserve">Last modified: 2026-10-16 03:24:09 (PDT)</w:t>
+        <w:t xml:space="preserve">Last modified: 2026-10-16 03:30:29 (PDT)</w:t>
       </w:r>
     </w:p>
     <w:p>

--- a/pr-preview/pr-230/chapters/defining-terms.docx
+++ b/pr-preview/pr-230/chapters/defining-terms.docx
@@ -15,7 +15,7 @@
         <w:pStyle w:val="Date"/>
       </w:pPr>
       <w:r>
-        <w:t xml:space="preserve">Last modified: 2026-10-16 03:30:29 (PDT)</w:t>
+        <w:t xml:space="preserve">Last modified: 2026-10-16 03:37:37 (PDT)</w:t>
       </w:r>
     </w:p>
     <w:p>
@@ -2211,7 +2211,7 @@
           <w:b/>
           <w:bCs/>
         </w:rPr>
-        <w:t xml:space="preserve">Link every technical term to its formal definition at its first use in each div:</w:t>
+        <w:t xml:space="preserve">Define and link every technical term at its first use in each div:</w:t>
       </w:r>
       <w:r>
         <w:t xml:space="preserve"> </w:t>
@@ -2223,7 +2223,7 @@
         <w:t xml:space="preserve"> </w:t>
       </w:r>
       <w:r>
-        <w:t xml:space="preserve">link a technical term the first time it appears in that div.</w:t>
+        <w:t xml:space="preserve">link a technical term to its formal definition the first time it appears in that div.</w:t>
       </w:r>
       <w:r>
         <w:t xml:space="preserve"> </w:t>
@@ -2248,6 +2248,48 @@
       </w:r>
       <w:r>
         <w:t xml:space="preserve">Link once per div or passage, not at every mention.</w:t>
+      </w:r>
+      <w:r>
+        <w:t xml:space="preserve"> </w:t>
+      </w:r>
+      <w:r>
+        <w:t xml:space="preserve">If the term has no formal definition yet,</w:t>
+      </w:r>
+      <w:r>
+        <w:t xml:space="preserve"> </w:t>
+      </w:r>
+      <w:r>
+        <w:t xml:space="preserve">write the definition in its own definition div,</w:t>
+      </w:r>
+      <w:r>
+        <w:t xml:space="preserve"> </w:t>
+      </w:r>
+      <w:r>
+        <w:t xml:space="preserve">then link to it.</w:t>
+      </w:r>
+      <w:r>
+        <w:t xml:space="preserve"> </w:t>
+      </w:r>
+      <w:r>
+        <w:t xml:space="preserve">In a series of related documents, such as course notes,</w:t>
+      </w:r>
+      <w:r>
+        <w:t xml:space="preserve"> </w:t>
+      </w:r>
+      <w:r>
+        <w:t xml:space="preserve">first look for a definition in an earlier document</w:t>
+      </w:r>
+      <w:r>
+        <w:t xml:space="preserve"> </w:t>
+      </w:r>
+      <w:r>
+        <w:t xml:space="preserve">and link to it if one exists.</w:t>
+      </w:r>
+      <w:r>
+        <w:t xml:space="preserve"> </w:t>
+      </w:r>
+      <w:r>
+        <w:t xml:space="preserve">Otherwise write the definition in the earliest document that needs the term.</w:t>
       </w:r>
     </w:p>
     <w:p>
